--- a/downloads/Research_Manuscript_Farzeen_Khanal.docx
+++ b/downloads/Research_Manuscript_Farzeen_Khanal.docx
@@ -38,7 +38,7 @@
           <w:color w:val="000000"/>
           <w:sz w:val="24"/>
         </w:rPr>
-        <w:t>Farzeen Khanal</w:t>
+        <w:t>Farzeen Khan</w:t>
       </w:r>
     </w:p>
     <w:p>
